--- a/Fase 2/Manuales/SIGMA_Manual_EP10_Checklist_dinámico.docx
+++ b/Fase 2/Manuales/SIGMA_Manual_EP10_Checklist_dinámico.docx
@@ -625,13 +625,14 @@
         </w:tblBorders>
       </w:tblPr>
       <w:tblGrid>
-        <w:gridCol w:w="4873"/>
-        <w:gridCol w:w="4873"/>
+        <w:gridCol w:w="3249"/>
+        <w:gridCol w:w="3249"/>
+        <w:gridCol w:w="3249"/>
       </w:tblGrid>
       <w:tr>
         <w:tc>
           <w:tcPr>
-            <w:tcW w:type="dxa" w:w="3402"/>
+            <w:tcW w:type="dxa" w:w="2551"/>
             <w:shd w:val="clear" w:color="auto" w:fill="E8E5F7"/>
           </w:tcPr>
           <w:p>
@@ -647,7 +648,7 @@
         </w:tc>
         <w:tc>
           <w:tcPr>
-            <w:tcW w:type="dxa" w:w="6236"/>
+            <w:tcW w:type="dxa" w:w="3969"/>
             <w:shd w:val="clear" w:color="auto" w:fill="E8E5F7"/>
           </w:tcPr>
           <w:p>
@@ -657,7 +658,23 @@
                 <w:b/>
                 <w:sz w:val="19"/>
               </w:rPr>
-              <w:t>Ruta</w:t>
+              <w:t>Ruta en el menú</w:t>
+            </w:r>
+          </w:p>
+        </w:tc>
+        <w:tc>
+          <w:tcPr>
+            <w:tcW w:type="dxa" w:w="3118"/>
+            <w:shd w:val="clear" w:color="auto" w:fill="E8E5F7"/>
+          </w:tcPr>
+          <w:p>
+            <w:r/>
+            <w:r>
+              <w:rPr>
+                <w:b/>
+                <w:sz w:val="19"/>
+              </w:rPr>
+              <w:t>Pestañas que tiene</w:t>
             </w:r>
           </w:p>
         </w:tc>
@@ -665,7 +682,7 @@
       <w:tr>
         <w:tc>
           <w:tcPr>
-            <w:tcW w:type="dxa" w:w="3402"/>
+            <w:tcW w:type="dxa" w:w="2551"/>
           </w:tcPr>
           <w:p>
             <w:r/>
@@ -679,7 +696,7 @@
         </w:tc>
         <w:tc>
           <w:tcPr>
-            <w:tcW w:type="dxa" w:w="6236"/>
+            <w:tcW w:type="dxa" w:w="3969"/>
           </w:tcPr>
           <w:p>
             <w:r/>
@@ -688,6 +705,20 @@
                 <w:sz w:val="19"/>
               </w:rPr>
               <w:t>Centro de Mantenimiento › Inspección › Pautas de inspección</w:t>
+            </w:r>
+          </w:p>
+        </w:tc>
+        <w:tc>
+          <w:tcPr>
+            <w:tcW w:type="dxa" w:w="3118"/>
+          </w:tcPr>
+          <w:p>
+            <w:r/>
+            <w:r>
+              <w:rPr>
+                <w:sz w:val="19"/>
+              </w:rPr>
+              <w:t>Resumen · Configuración · Estructura · Versiones · Programaciones · Ocurrencias y ejecuciones · Hallazgos</w:t>
             </w:r>
           </w:p>
         </w:tc>
@@ -695,7 +726,7 @@
       <w:tr>
         <w:tc>
           <w:tcPr>
-            <w:tcW w:type="dxa" w:w="3402"/>
+            <w:tcW w:type="dxa" w:w="2551"/>
           </w:tcPr>
           <w:p>
             <w:r/>
@@ -709,7 +740,7 @@
         </w:tc>
         <w:tc>
           <w:tcPr>
-            <w:tcW w:type="dxa" w:w="6236"/>
+            <w:tcW w:type="dxa" w:w="3969"/>
           </w:tcPr>
           <w:p>
             <w:r/>
@@ -718,6 +749,20 @@
                 <w:sz w:val="19"/>
               </w:rPr>
               <w:t>Centro de Mantenimiento › Inspección › Hallazgos de inspección</w:t>
+            </w:r>
+          </w:p>
+        </w:tc>
+        <w:tc>
+          <w:tcPr>
+            <w:tcW w:type="dxa" w:w="3118"/>
+          </w:tcPr>
+          <w:p>
+            <w:r/>
+            <w:r>
+              <w:rPr>
+                <w:sz w:val="19"/>
+              </w:rPr>
+              <w:t>—</w:t>
             </w:r>
           </w:p>
         </w:tc>
@@ -757,13 +802,14 @@
         </w:tblBorders>
       </w:tblPr>
       <w:tblGrid>
-        <w:gridCol w:w="4873"/>
-        <w:gridCol w:w="4873"/>
+        <w:gridCol w:w="3249"/>
+        <w:gridCol w:w="3249"/>
+        <w:gridCol w:w="3249"/>
       </w:tblGrid>
       <w:tr>
         <w:tc>
           <w:tcPr>
-            <w:tcW w:type="dxa" w:w="3402"/>
+            <w:tcW w:type="dxa" w:w="2551"/>
             <w:shd w:val="clear" w:color="auto" w:fill="E8E5F7"/>
           </w:tcPr>
           <w:p>
@@ -779,7 +825,7 @@
         </w:tc>
         <w:tc>
           <w:tcPr>
-            <w:tcW w:type="dxa" w:w="6236"/>
+            <w:tcW w:type="dxa" w:w="3969"/>
             <w:shd w:val="clear" w:color="auto" w:fill="E8E5F7"/>
           </w:tcPr>
           <w:p>
@@ -793,11 +839,27 @@
             </w:r>
           </w:p>
         </w:tc>
+        <w:tc>
+          <w:tcPr>
+            <w:tcW w:type="dxa" w:w="3118"/>
+            <w:shd w:val="clear" w:color="auto" w:fill="E8E5F7"/>
+          </w:tcPr>
+          <w:p>
+            <w:r/>
+            <w:r>
+              <w:rPr>
+                <w:b/>
+                <w:sz w:val="18"/>
+              </w:rPr>
+              <w:t>Pestañas que tiene</w:t>
+            </w:r>
+          </w:p>
+        </w:tc>
       </w:tr>
       <w:tr>
         <w:tc>
           <w:tcPr>
-            <w:tcW w:type="dxa" w:w="3402"/>
+            <w:tcW w:type="dxa" w:w="2551"/>
           </w:tcPr>
           <w:p>
             <w:r/>
@@ -811,7 +873,7 @@
         </w:tc>
         <w:tc>
           <w:tcPr>
-            <w:tcW w:type="dxa" w:w="6236"/>
+            <w:tcW w:type="dxa" w:w="3969"/>
           </w:tcPr>
           <w:p>
             <w:r/>
@@ -820,6 +882,20 @@
                 <w:sz w:val="18"/>
               </w:rPr>
               <w:t>Centro de Mantenimiento › Programación de pautas</w:t>
+            </w:r>
+          </w:p>
+        </w:tc>
+        <w:tc>
+          <w:tcPr>
+            <w:tcW w:type="dxa" w:w="3118"/>
+          </w:tcPr>
+          <w:p>
+            <w:r/>
+            <w:r>
+              <w:rPr>
+                <w:sz w:val="18"/>
+              </w:rPr>
+              <w:t>—</w:t>
             </w:r>
           </w:p>
         </w:tc>
@@ -827,7 +903,7 @@
       <w:tr>
         <w:tc>
           <w:tcPr>
-            <w:tcW w:type="dxa" w:w="3402"/>
+            <w:tcW w:type="dxa" w:w="2551"/>
           </w:tcPr>
           <w:p>
             <w:r/>
@@ -841,7 +917,7 @@
         </w:tc>
         <w:tc>
           <w:tcPr>
-            <w:tcW w:type="dxa" w:w="6236"/>
+            <w:tcW w:type="dxa" w:w="3969"/>
           </w:tcPr>
           <w:p>
             <w:r/>
@@ -850,6 +926,20 @@
                 <w:sz w:val="18"/>
               </w:rPr>
               <w:t>Centro de Mantenimiento › Umbrales de ítems</w:t>
+            </w:r>
+          </w:p>
+        </w:tc>
+        <w:tc>
+          <w:tcPr>
+            <w:tcW w:type="dxa" w:w="3118"/>
+          </w:tcPr>
+          <w:p>
+            <w:r/>
+            <w:r>
+              <w:rPr>
+                <w:sz w:val="18"/>
+              </w:rPr>
+              <w:t>—</w:t>
             </w:r>
           </w:p>
         </w:tc>
@@ -857,7 +947,7 @@
       <w:tr>
         <w:tc>
           <w:tcPr>
-            <w:tcW w:type="dxa" w:w="3402"/>
+            <w:tcW w:type="dxa" w:w="2551"/>
           </w:tcPr>
           <w:p>
             <w:r/>
@@ -871,7 +961,7 @@
         </w:tc>
         <w:tc>
           <w:tcPr>
-            <w:tcW w:type="dxa" w:w="6236"/>
+            <w:tcW w:type="dxa" w:w="3969"/>
           </w:tcPr>
           <w:p>
             <w:r/>
@@ -880,6 +970,20 @@
                 <w:sz w:val="18"/>
               </w:rPr>
               <w:t>Centro de Mantenimiento › Dependencias de ítems</w:t>
+            </w:r>
+          </w:p>
+        </w:tc>
+        <w:tc>
+          <w:tcPr>
+            <w:tcW w:type="dxa" w:w="3118"/>
+          </w:tcPr>
+          <w:p>
+            <w:r/>
+            <w:r>
+              <w:rPr>
+                <w:sz w:val="18"/>
+              </w:rPr>
+              <w:t>—</w:t>
             </w:r>
           </w:p>
         </w:tc>
@@ -887,7 +991,7 @@
       <w:tr>
         <w:tc>
           <w:tcPr>
-            <w:tcW w:type="dxa" w:w="3402"/>
+            <w:tcW w:type="dxa" w:w="2551"/>
           </w:tcPr>
           <w:p>
             <w:r/>
@@ -901,7 +1005,7 @@
         </w:tc>
         <w:tc>
           <w:tcPr>
-            <w:tcW w:type="dxa" w:w="6236"/>
+            <w:tcW w:type="dxa" w:w="3969"/>
           </w:tcPr>
           <w:p>
             <w:r/>
@@ -910,6 +1014,20 @@
                 <w:sz w:val="18"/>
               </w:rPr>
               <w:t>Centro de Mantenimiento › Historial de ejecuciones</w:t>
+            </w:r>
+          </w:p>
+        </w:tc>
+        <w:tc>
+          <w:tcPr>
+            <w:tcW w:type="dxa" w:w="3118"/>
+          </w:tcPr>
+          <w:p>
+            <w:r/>
+            <w:r>
+              <w:rPr>
+                <w:sz w:val="18"/>
+              </w:rPr>
+              <w:t>—</w:t>
             </w:r>
           </w:p>
         </w:tc>
@@ -917,7 +1035,7 @@
       <w:tr>
         <w:tc>
           <w:tcPr>
-            <w:tcW w:type="dxa" w:w="3402"/>
+            <w:tcW w:type="dxa" w:w="2551"/>
           </w:tcPr>
           <w:p>
             <w:r/>
@@ -931,7 +1049,7 @@
         </w:tc>
         <w:tc>
           <w:tcPr>
-            <w:tcW w:type="dxa" w:w="6236"/>
+            <w:tcW w:type="dxa" w:w="3969"/>
           </w:tcPr>
           <w:p>
             <w:r/>
@@ -940,6 +1058,20 @@
                 <w:sz w:val="18"/>
               </w:rPr>
               <w:t>Centro de Mantenimiento › Pauta de inspección (listado antiguo)</w:t>
+            </w:r>
+          </w:p>
+        </w:tc>
+        <w:tc>
+          <w:tcPr>
+            <w:tcW w:type="dxa" w:w="3118"/>
+          </w:tcPr>
+          <w:p>
+            <w:r/>
+            <w:r>
+              <w:rPr>
+                <w:sz w:val="18"/>
+              </w:rPr>
+              <w:t>—</w:t>
             </w:r>
           </w:p>
         </w:tc>
@@ -947,7 +1079,7 @@
       <w:tr>
         <w:tc>
           <w:tcPr>
-            <w:tcW w:type="dxa" w:w="3402"/>
+            <w:tcW w:type="dxa" w:w="2551"/>
           </w:tcPr>
           <w:p>
             <w:r/>
@@ -961,7 +1093,7 @@
         </w:tc>
         <w:tc>
           <w:tcPr>
-            <w:tcW w:type="dxa" w:w="6236"/>
+            <w:tcW w:type="dxa" w:w="3969"/>
           </w:tcPr>
           <w:p>
             <w:r/>
@@ -970,6 +1102,20 @@
                 <w:sz w:val="18"/>
               </w:rPr>
               <w:t>Centro de Mantenimiento › Pauta de inspección (detalle)</w:t>
+            </w:r>
+          </w:p>
+        </w:tc>
+        <w:tc>
+          <w:tcPr>
+            <w:tcW w:type="dxa" w:w="3118"/>
+          </w:tcPr>
+          <w:p>
+            <w:r/>
+            <w:r>
+              <w:rPr>
+                <w:sz w:val="18"/>
+              </w:rPr>
+              <w:t>—</w:t>
             </w:r>
           </w:p>
         </w:tc>
@@ -977,7 +1123,7 @@
       <w:tr>
         <w:tc>
           <w:tcPr>
-            <w:tcW w:type="dxa" w:w="3402"/>
+            <w:tcW w:type="dxa" w:w="2551"/>
           </w:tcPr>
           <w:p>
             <w:r/>
@@ -991,7 +1137,7 @@
         </w:tc>
         <w:tc>
           <w:tcPr>
-            <w:tcW w:type="dxa" w:w="6236"/>
+            <w:tcW w:type="dxa" w:w="3969"/>
           </w:tcPr>
           <w:p>
             <w:r/>
@@ -1000,6 +1146,20 @@
                 <w:sz w:val="18"/>
               </w:rPr>
               <w:t>Centro de Mantenimiento › Pauta de inspección (vista)</w:t>
+            </w:r>
+          </w:p>
+        </w:tc>
+        <w:tc>
+          <w:tcPr>
+            <w:tcW w:type="dxa" w:w="3118"/>
+          </w:tcPr>
+          <w:p>
+            <w:r/>
+            <w:r>
+              <w:rPr>
+                <w:sz w:val="18"/>
+              </w:rPr>
+              <w:t>—</w:t>
             </w:r>
           </w:p>
         </w:tc>
@@ -1007,7 +1167,7 @@
       <w:tr>
         <w:tc>
           <w:tcPr>
-            <w:tcW w:type="dxa" w:w="3402"/>
+            <w:tcW w:type="dxa" w:w="2551"/>
           </w:tcPr>
           <w:p>
             <w:r/>
@@ -1021,7 +1181,7 @@
         </w:tc>
         <w:tc>
           <w:tcPr>
-            <w:tcW w:type="dxa" w:w="6236"/>
+            <w:tcW w:type="dxa" w:w="3969"/>
           </w:tcPr>
           <w:p>
             <w:r/>
@@ -1030,6 +1190,20 @@
                 <w:sz w:val="18"/>
               </w:rPr>
               <w:t>Centro de Mantenimiento › Versiones de la pauta</w:t>
+            </w:r>
+          </w:p>
+        </w:tc>
+        <w:tc>
+          <w:tcPr>
+            <w:tcW w:type="dxa" w:w="3118"/>
+          </w:tcPr>
+          <w:p>
+            <w:r/>
+            <w:r>
+              <w:rPr>
+                <w:sz w:val="18"/>
+              </w:rPr>
+              <w:t>—</w:t>
             </w:r>
           </w:p>
         </w:tc>
@@ -1037,7 +1211,7 @@
       <w:tr>
         <w:tc>
           <w:tcPr>
-            <w:tcW w:type="dxa" w:w="3402"/>
+            <w:tcW w:type="dxa" w:w="2551"/>
           </w:tcPr>
           <w:p>
             <w:r/>
@@ -1051,7 +1225,7 @@
         </w:tc>
         <w:tc>
           <w:tcPr>
-            <w:tcW w:type="dxa" w:w="6236"/>
+            <w:tcW w:type="dxa" w:w="3969"/>
           </w:tcPr>
           <w:p>
             <w:r/>
@@ -1060,6 +1234,20 @@
                 <w:sz w:val="18"/>
               </w:rPr>
               <w:t>Centro de Mantenimiento › Programación de pauta (detalle)</w:t>
+            </w:r>
+          </w:p>
+        </w:tc>
+        <w:tc>
+          <w:tcPr>
+            <w:tcW w:type="dxa" w:w="3118"/>
+          </w:tcPr>
+          <w:p>
+            <w:r/>
+            <w:r>
+              <w:rPr>
+                <w:sz w:val="18"/>
+              </w:rPr>
+              <w:t>—</w:t>
             </w:r>
           </w:p>
         </w:tc>
@@ -1067,7 +1255,7 @@
       <w:tr>
         <w:tc>
           <w:tcPr>
-            <w:tcW w:type="dxa" w:w="3402"/>
+            <w:tcW w:type="dxa" w:w="2551"/>
           </w:tcPr>
           <w:p>
             <w:r/>
@@ -1081,7 +1269,7 @@
         </w:tc>
         <w:tc>
           <w:tcPr>
-            <w:tcW w:type="dxa" w:w="6236"/>
+            <w:tcW w:type="dxa" w:w="3969"/>
           </w:tcPr>
           <w:p>
             <w:r/>
@@ -1090,6 +1278,20 @@
                 <w:sz w:val="18"/>
               </w:rPr>
               <w:t>Centro de Mantenimiento › Validación de ítem (detalle)</w:t>
+            </w:r>
+          </w:p>
+        </w:tc>
+        <w:tc>
+          <w:tcPr>
+            <w:tcW w:type="dxa" w:w="3118"/>
+          </w:tcPr>
+          <w:p>
+            <w:r/>
+            <w:r>
+              <w:rPr>
+                <w:sz w:val="18"/>
+              </w:rPr>
+              <w:t>—</w:t>
             </w:r>
           </w:p>
         </w:tc>
@@ -1097,7 +1299,7 @@
       <w:tr>
         <w:tc>
           <w:tcPr>
-            <w:tcW w:type="dxa" w:w="3402"/>
+            <w:tcW w:type="dxa" w:w="2551"/>
           </w:tcPr>
           <w:p>
             <w:r/>
@@ -1111,7 +1313,7 @@
         </w:tc>
         <w:tc>
           <w:tcPr>
-            <w:tcW w:type="dxa" w:w="6236"/>
+            <w:tcW w:type="dxa" w:w="3969"/>
           </w:tcPr>
           <w:p>
             <w:r/>
@@ -1120,6 +1322,20 @@
                 <w:sz w:val="18"/>
               </w:rPr>
               <w:t>Centro de Mantenimiento › Dependencia de ítem (detalle)</w:t>
+            </w:r>
+          </w:p>
+        </w:tc>
+        <w:tc>
+          <w:tcPr>
+            <w:tcW w:type="dxa" w:w="3118"/>
+          </w:tcPr>
+          <w:p>
+            <w:r/>
+            <w:r>
+              <w:rPr>
+                <w:sz w:val="18"/>
+              </w:rPr>
+              <w:t>—</w:t>
             </w:r>
           </w:p>
         </w:tc>
@@ -1221,6 +1437,38 @@
         <w:rPr>
           <w:sz w:val="21"/>
         </w:rPr>
+        <w:t>Abra Pautas de inspección.</w:t>
+      </w:r>
+    </w:p>
+    <w:p>
+      <w:pPr>
+        <w:spacing w:after="120"/>
+        <w:ind w:left="680"/>
+      </w:pPr>
+      <w:r>
+        <w:rPr>
+          <w:color w:val="555555"/>
+          <w:sz w:val="19"/>
+        </w:rPr>
+        <w:t>Tiene estas pestañas: Resumen · Configuración · Estructura · Versiones · Programaciones · Ocurrencias y ejecuciones · Hallazgos</w:t>
+      </w:r>
+    </w:p>
+    <w:p>
+      <w:pPr>
+        <w:spacing w:after="40"/>
+      </w:pPr>
+      <w:r>
+        <w:rPr>
+          <w:b/>
+          <w:color w:val="4F46E5"/>
+          <w:sz w:val="21"/>
+        </w:rPr>
+        <w:t xml:space="preserve">Paso 3. </w:t>
+      </w:r>
+      <w:r>
+        <w:rPr>
+          <w:sz w:val="21"/>
+        </w:rPr>
         <w:t>Abra el formulario y complete los datos.</w:t>
       </w:r>
     </w:p>
@@ -1861,7 +2109,7 @@
           <w:color w:val="4F46E5"/>
           <w:sz w:val="21"/>
         </w:rPr>
-        <w:t xml:space="preserve">Paso 3. </w:t>
+        <w:t xml:space="preserve">Paso 4. </w:t>
       </w:r>
       <w:r>
         <w:rPr>
@@ -1880,7 +2128,7 @@
           <w:color w:val="4F46E5"/>
           <w:sz w:val="21"/>
         </w:rPr>
-        <w:t xml:space="preserve">Paso 4. </w:t>
+        <w:t xml:space="preserve">Paso 5. </w:t>
       </w:r>
       <w:r>
         <w:rPr>
@@ -2267,6 +2515,38 @@
         <w:rPr>
           <w:sz w:val="21"/>
         </w:rPr>
+        <w:t>Abra Pautas de inspección.</w:t>
+      </w:r>
+    </w:p>
+    <w:p>
+      <w:pPr>
+        <w:spacing w:after="120"/>
+        <w:ind w:left="680"/>
+      </w:pPr>
+      <w:r>
+        <w:rPr>
+          <w:color w:val="555555"/>
+          <w:sz w:val="19"/>
+        </w:rPr>
+        <w:t>Tiene estas pestañas: Resumen · Configuración · Estructura · Versiones · Programaciones · Ocurrencias y ejecuciones · Hallazgos</w:t>
+      </w:r>
+    </w:p>
+    <w:p>
+      <w:pPr>
+        <w:spacing w:after="40"/>
+      </w:pPr>
+      <w:r>
+        <w:rPr>
+          <w:b/>
+          <w:color w:val="4F46E5"/>
+          <w:sz w:val="21"/>
+        </w:rPr>
+        <w:t xml:space="preserve">Paso 3. </w:t>
+      </w:r>
+      <w:r>
+        <w:rPr>
+          <w:sz w:val="21"/>
+        </w:rPr>
         <w:t>Abra el formulario y complete los datos.</w:t>
       </w:r>
     </w:p>
@@ -3197,7 +3477,7 @@
           <w:color w:val="4F46E5"/>
           <w:sz w:val="21"/>
         </w:rPr>
-        <w:t xml:space="preserve">Paso 3. </w:t>
+        <w:t xml:space="preserve">Paso 4. </w:t>
       </w:r>
       <w:r>
         <w:rPr>
@@ -3216,7 +3496,7 @@
           <w:color w:val="4F46E5"/>
           <w:sz w:val="21"/>
         </w:rPr>
-        <w:t xml:space="preserve">Paso 4. </w:t>
+        <w:t xml:space="preserve">Paso 5. </w:t>
       </w:r>
       <w:r>
         <w:rPr>
@@ -3559,6 +3839,38 @@
         <w:rPr>
           <w:sz w:val="21"/>
         </w:rPr>
+        <w:t>Abra Pautas de inspección y pulse la pestaña «Hallazgos».</w:t>
+      </w:r>
+    </w:p>
+    <w:p>
+      <w:pPr>
+        <w:spacing w:after="120"/>
+        <w:ind w:left="680"/>
+      </w:pPr>
+      <w:r>
+        <w:rPr>
+          <w:color w:val="555555"/>
+          <w:sz w:val="19"/>
+        </w:rPr>
+        <w:t>Es donde se hace esta operación.</w:t>
+      </w:r>
+    </w:p>
+    <w:p>
+      <w:pPr>
+        <w:spacing w:after="40"/>
+      </w:pPr>
+      <w:r>
+        <w:rPr>
+          <w:b/>
+          <w:color w:val="4F46E5"/>
+          <w:sz w:val="21"/>
+        </w:rPr>
+        <w:t xml:space="preserve">Paso 3. </w:t>
+      </w:r>
+      <w:r>
+        <w:rPr>
+          <w:sz w:val="21"/>
+        </w:rPr>
         <w:t>Abra el formulario y complete los datos.</w:t>
       </w:r>
     </w:p>
@@ -3735,7 +4047,7 @@
           <w:color w:val="4F46E5"/>
           <w:sz w:val="21"/>
         </w:rPr>
-        <w:t xml:space="preserve">Paso 3. </w:t>
+        <w:t xml:space="preserve">Paso 4. </w:t>
       </w:r>
       <w:r>
         <w:rPr>
@@ -3754,7 +4066,7 @@
           <w:color w:val="4F46E5"/>
           <w:sz w:val="21"/>
         </w:rPr>
-        <w:t xml:space="preserve">Paso 4. </w:t>
+        <w:t xml:space="preserve">Paso 5. </w:t>
       </w:r>
       <w:r>
         <w:rPr>
@@ -4053,6 +4365,38 @@
         <w:rPr>
           <w:sz w:val="21"/>
         </w:rPr>
+        <w:t>Abra Pautas de inspección.</w:t>
+      </w:r>
+    </w:p>
+    <w:p>
+      <w:pPr>
+        <w:spacing w:after="120"/>
+        <w:ind w:left="680"/>
+      </w:pPr>
+      <w:r>
+        <w:rPr>
+          <w:color w:val="555555"/>
+          <w:sz w:val="19"/>
+        </w:rPr>
+        <w:t>Tiene estas pestañas: Resumen · Configuración · Estructura · Versiones · Programaciones · Ocurrencias y ejecuciones · Hallazgos</w:t>
+      </w:r>
+    </w:p>
+    <w:p>
+      <w:pPr>
+        <w:spacing w:after="40"/>
+      </w:pPr>
+      <w:r>
+        <w:rPr>
+          <w:b/>
+          <w:color w:val="4F46E5"/>
+          <w:sz w:val="21"/>
+        </w:rPr>
+        <w:t xml:space="preserve">Paso 3. </w:t>
+      </w:r>
+      <w:r>
+        <w:rPr>
+          <w:sz w:val="21"/>
+        </w:rPr>
         <w:t>Abra el formulario y complete los datos.</w:t>
       </w:r>
     </w:p>
@@ -4809,7 +5153,7 @@
           <w:color w:val="4F46E5"/>
           <w:sz w:val="21"/>
         </w:rPr>
-        <w:t xml:space="preserve">Paso 3. </w:t>
+        <w:t xml:space="preserve">Paso 4. </w:t>
       </w:r>
       <w:r>
         <w:rPr>
@@ -4828,7 +5172,7 @@
           <w:color w:val="4F46E5"/>
           <w:sz w:val="21"/>
         </w:rPr>
-        <w:t xml:space="preserve">Paso 4. </w:t>
+        <w:t xml:space="preserve">Paso 5. </w:t>
       </w:r>
       <w:r>
         <w:rPr>
@@ -5171,6 +5515,38 @@
         <w:rPr>
           <w:sz w:val="21"/>
         </w:rPr>
+        <w:t>Abra Pautas de inspección.</w:t>
+      </w:r>
+    </w:p>
+    <w:p>
+      <w:pPr>
+        <w:spacing w:after="120"/>
+        <w:ind w:left="680"/>
+      </w:pPr>
+      <w:r>
+        <w:rPr>
+          <w:color w:val="555555"/>
+          <w:sz w:val="19"/>
+        </w:rPr>
+        <w:t>Tiene estas pestañas: Resumen · Configuración · Estructura · Versiones · Programaciones · Ocurrencias y ejecuciones · Hallazgos</w:t>
+      </w:r>
+    </w:p>
+    <w:p>
+      <w:pPr>
+        <w:spacing w:after="40"/>
+      </w:pPr>
+      <w:r>
+        <w:rPr>
+          <w:b/>
+          <w:color w:val="4F46E5"/>
+          <w:sz w:val="21"/>
+        </w:rPr>
+        <w:t xml:space="preserve">Paso 3. </w:t>
+      </w:r>
+      <w:r>
+        <w:rPr>
+          <w:sz w:val="21"/>
+        </w:rPr>
         <w:t>Ejecute la acción desde la pantalla.</w:t>
       </w:r>
     </w:p>
@@ -5184,7 +5560,7 @@
           <w:color w:val="4F46E5"/>
           <w:sz w:val="21"/>
         </w:rPr>
-        <w:t xml:space="preserve">Paso 3. </w:t>
+        <w:t xml:space="preserve">Paso 4. </w:t>
       </w:r>
       <w:r>
         <w:rPr>
@@ -5483,6 +5859,38 @@
         <w:rPr>
           <w:sz w:val="21"/>
         </w:rPr>
+        <w:t>Abra Pautas de inspección.</w:t>
+      </w:r>
+    </w:p>
+    <w:p>
+      <w:pPr>
+        <w:spacing w:after="120"/>
+        <w:ind w:left="680"/>
+      </w:pPr>
+      <w:r>
+        <w:rPr>
+          <w:color w:val="555555"/>
+          <w:sz w:val="19"/>
+        </w:rPr>
+        <w:t>Tiene estas pestañas: Resumen · Configuración · Estructura · Versiones · Programaciones · Ocurrencias y ejecuciones · Hallazgos</w:t>
+      </w:r>
+    </w:p>
+    <w:p>
+      <w:pPr>
+        <w:spacing w:after="40"/>
+      </w:pPr>
+      <w:r>
+        <w:rPr>
+          <w:b/>
+          <w:color w:val="4F46E5"/>
+          <w:sz w:val="21"/>
+        </w:rPr>
+        <w:t xml:space="preserve">Paso 3. </w:t>
+      </w:r>
+      <w:r>
+        <w:rPr>
+          <w:sz w:val="21"/>
+        </w:rPr>
         <w:t>Abra el formulario y complete los datos.</w:t>
       </w:r>
     </w:p>
@@ -5949,7 +6357,7 @@
           <w:color w:val="4F46E5"/>
           <w:sz w:val="21"/>
         </w:rPr>
-        <w:t xml:space="preserve">Paso 3. </w:t>
+        <w:t xml:space="preserve">Paso 4. </w:t>
       </w:r>
       <w:r>
         <w:rPr>
@@ -5968,7 +6376,7 @@
           <w:color w:val="4F46E5"/>
           <w:sz w:val="21"/>
         </w:rPr>
-        <w:t xml:space="preserve">Paso 4. </w:t>
+        <w:t xml:space="preserve">Paso 5. </w:t>
       </w:r>
       <w:r>
         <w:rPr>
@@ -6267,6 +6675,38 @@
         <w:rPr>
           <w:sz w:val="21"/>
         </w:rPr>
+        <w:t>Abra Pautas de inspección.</w:t>
+      </w:r>
+    </w:p>
+    <w:p>
+      <w:pPr>
+        <w:spacing w:after="120"/>
+        <w:ind w:left="680"/>
+      </w:pPr>
+      <w:r>
+        <w:rPr>
+          <w:color w:val="555555"/>
+          <w:sz w:val="19"/>
+        </w:rPr>
+        <w:t>Tiene estas pestañas: Resumen · Configuración · Estructura · Versiones · Programaciones · Ocurrencias y ejecuciones · Hallazgos</w:t>
+      </w:r>
+    </w:p>
+    <w:p>
+      <w:pPr>
+        <w:spacing w:after="40"/>
+      </w:pPr>
+      <w:r>
+        <w:rPr>
+          <w:b/>
+          <w:color w:val="4F46E5"/>
+          <w:sz w:val="21"/>
+        </w:rPr>
+        <w:t xml:space="preserve">Paso 3. </w:t>
+      </w:r>
+      <w:r>
+        <w:rPr>
+          <w:sz w:val="21"/>
+        </w:rPr>
         <w:t>Abra el formulario y complete los datos.</w:t>
       </w:r>
     </w:p>
@@ -6617,7 +7057,7 @@
           <w:color w:val="4F46E5"/>
           <w:sz w:val="21"/>
         </w:rPr>
-        <w:t xml:space="preserve">Paso 3. </w:t>
+        <w:t xml:space="preserve">Paso 4. </w:t>
       </w:r>
       <w:r>
         <w:rPr>
@@ -6636,7 +7076,7 @@
           <w:color w:val="4F46E5"/>
           <w:sz w:val="21"/>
         </w:rPr>
-        <w:t xml:space="preserve">Paso 4. </w:t>
+        <w:t xml:space="preserve">Paso 5. </w:t>
       </w:r>
       <w:r>
         <w:rPr>
@@ -6935,6 +7375,38 @@
         <w:rPr>
           <w:sz w:val="21"/>
         </w:rPr>
+        <w:t>Abra Pautas de inspección.</w:t>
+      </w:r>
+    </w:p>
+    <w:p>
+      <w:pPr>
+        <w:spacing w:after="120"/>
+        <w:ind w:left="680"/>
+      </w:pPr>
+      <w:r>
+        <w:rPr>
+          <w:color w:val="555555"/>
+          <w:sz w:val="19"/>
+        </w:rPr>
+        <w:t>Tiene estas pestañas: Resumen · Configuración · Estructura · Versiones · Programaciones · Ocurrencias y ejecuciones · Hallazgos</w:t>
+      </w:r>
+    </w:p>
+    <w:p>
+      <w:pPr>
+        <w:spacing w:after="40"/>
+      </w:pPr>
+      <w:r>
+        <w:rPr>
+          <w:b/>
+          <w:color w:val="4F46E5"/>
+          <w:sz w:val="21"/>
+        </w:rPr>
+        <w:t xml:space="preserve">Paso 3. </w:t>
+      </w:r>
+      <w:r>
+        <w:rPr>
+          <w:sz w:val="21"/>
+        </w:rPr>
         <w:t>Ejecute la acción desde la pantalla.</w:t>
       </w:r>
     </w:p>
@@ -6948,7 +7420,7 @@
           <w:color w:val="4F46E5"/>
           <w:sz w:val="21"/>
         </w:rPr>
-        <w:t xml:space="preserve">Paso 3. </w:t>
+        <w:t xml:space="preserve">Paso 4. </w:t>
       </w:r>
       <w:r>
         <w:rPr>

--- a/Fase 2/Manuales/SIGMA_Manual_EP10_Checklist_dinámico.docx
+++ b/Fase 2/Manuales/SIGMA_Manual_EP10_Checklist_dinámico.docx
@@ -152,7 +152,7 @@
               <w:rPr>
                 <w:sz w:val="20"/>
               </w:rPr>
-              <w:t>2 visibles en el menú y 11 que se abren desde otra pantalla</w:t>
+              <w:t>3 en el menú y 6 que se abren desde ellas</w:t>
             </w:r>
           </w:p>
         </w:tc>
@@ -216,7 +216,7 @@
               <w:rPr>
                 <w:sz w:val="20"/>
               </w:rPr>
-              <w:t>1.0 · 01-10-2026</w:t>
+              <w:t>1.1 · 02-10-2026</w:t>
             </w:r>
           </w:p>
         </w:tc>
@@ -527,6 +527,18 @@
           <w:sz w:val="22"/>
         </w:rPr>
         <w:t>Y la persona que va a operar necesita estos permisos. Si no los tiene, la opción no aparece en el menú y la acción se rechaza en el servidor aunque se intente por otra vía:</w:t>
+      </w:r>
+    </w:p>
+    <w:p>
+      <w:pPr>
+        <w:pStyle w:val="ListBullet"/>
+        <w:spacing w:after="60"/>
+      </w:pPr>
+      <w:r>
+        <w:rPr>
+          <w:sz w:val="21"/>
+        </w:rPr>
+        <w:t>Ejecutar checklist en terreno</w:t>
       </w:r>
     </w:p>
     <w:p>
@@ -607,7 +619,7 @@
           <w:i w:val="0"/>
           <w:sz w:val="22"/>
         </w:rPr>
-        <w:t>Desde el menú lateral:</w:t>
+        <w:t>Estas son las pantallas que usa el módulo, con la ruta exacta del menú lateral:</w:t>
       </w:r>
     </w:p>
     <w:tbl>
@@ -675,6 +687,50 @@
                 <w:sz w:val="19"/>
               </w:rPr>
               <w:t>Pestañas que tiene</w:t>
+            </w:r>
+          </w:p>
+        </w:tc>
+      </w:tr>
+      <w:tr>
+        <w:tc>
+          <w:tcPr>
+            <w:tcW w:type="dxa" w:w="2551"/>
+          </w:tcPr>
+          <w:p>
+            <w:r/>
+            <w:r>
+              <w:rPr>
+                <w:sz w:val="19"/>
+              </w:rPr>
+              <w:t>Pautas de inspección</w:t>
+            </w:r>
+          </w:p>
+        </w:tc>
+        <w:tc>
+          <w:tcPr>
+            <w:tcW w:type="dxa" w:w="3969"/>
+          </w:tcPr>
+          <w:p>
+            <w:r/>
+            <w:r>
+              <w:rPr>
+                <w:sz w:val="19"/>
+              </w:rPr>
+              <w:t>Aplicación móvil</w:t>
+            </w:r>
+          </w:p>
+        </w:tc>
+        <w:tc>
+          <w:tcPr>
+            <w:tcW w:type="dxa" w:w="3118"/>
+          </w:tcPr>
+          <w:p>
+            <w:r/>
+            <w:r>
+              <w:rPr>
+                <w:sz w:val="19"/>
+              </w:rPr>
+              <w:t>—</w:t>
             </w:r>
           </w:p>
         </w:tc>
@@ -867,7 +923,7 @@
               <w:rPr>
                 <w:sz w:val="18"/>
               </w:rPr>
-              <w:t>Programación de pautas</w:t>
+              <w:t>Historial de ejecuciones</w:t>
             </w:r>
           </w:p>
         </w:tc>
@@ -881,7 +937,7 @@
               <w:rPr>
                 <w:sz w:val="18"/>
               </w:rPr>
-              <w:t>Centro de Mantenimiento › Programación de pautas</w:t>
+              <w:t>Centro de Mantenimiento › Historial de ejecuciones</w:t>
             </w:r>
           </w:p>
         </w:tc>
@@ -911,7 +967,7 @@
               <w:rPr>
                 <w:sz w:val="18"/>
               </w:rPr>
-              <w:t>Umbrales de ítems</w:t>
+              <w:t>Pauta de inspección (detalle)</w:t>
             </w:r>
           </w:p>
         </w:tc>
@@ -925,7 +981,7 @@
               <w:rPr>
                 <w:sz w:val="18"/>
               </w:rPr>
-              <w:t>Centro de Mantenimiento › Umbrales de ítems</w:t>
+              <w:t>Centro de Mantenimiento › Pauta de inspección (detalle)</w:t>
             </w:r>
           </w:p>
         </w:tc>
@@ -955,7 +1011,7 @@
               <w:rPr>
                 <w:sz w:val="18"/>
               </w:rPr>
-              <w:t>Dependencias de ítems</w:t>
+              <w:t>Validación de ítem (detalle)</w:t>
             </w:r>
           </w:p>
         </w:tc>
@@ -969,7 +1025,7 @@
               <w:rPr>
                 <w:sz w:val="18"/>
               </w:rPr>
-              <w:t>Centro de Mantenimiento › Dependencias de ítems</w:t>
+              <w:t>Centro de Mantenimiento › Validación de ítem (detalle)</w:t>
             </w:r>
           </w:p>
         </w:tc>
@@ -999,7 +1055,7 @@
               <w:rPr>
                 <w:sz w:val="18"/>
               </w:rPr>
-              <w:t>Historial de ejecuciones</w:t>
+              <w:t>Versiones de la pauta</w:t>
             </w:r>
           </w:p>
         </w:tc>
@@ -1013,7 +1069,7 @@
               <w:rPr>
                 <w:sz w:val="18"/>
               </w:rPr>
-              <w:t>Centro de Mantenimiento › Historial de ejecuciones</w:t>
+              <w:t>Centro de Mantenimiento › Versiones de la pauta</w:t>
             </w:r>
           </w:p>
         </w:tc>
@@ -1043,7 +1099,7 @@
               <w:rPr>
                 <w:sz w:val="18"/>
               </w:rPr>
-              <w:t>Pauta de inspección (listado antiguo)</w:t>
+              <w:t>Programación de pauta (detalle)</w:t>
             </w:r>
           </w:p>
         </w:tc>
@@ -1057,227 +1113,7 @@
               <w:rPr>
                 <w:sz w:val="18"/>
               </w:rPr>
-              <w:t>Centro de Mantenimiento › Pauta de inspección (listado antiguo)</w:t>
-            </w:r>
-          </w:p>
-        </w:tc>
-        <w:tc>
-          <w:tcPr>
-            <w:tcW w:type="dxa" w:w="3118"/>
-          </w:tcPr>
-          <w:p>
-            <w:r/>
-            <w:r>
-              <w:rPr>
-                <w:sz w:val="18"/>
-              </w:rPr>
-              <w:t>—</w:t>
-            </w:r>
-          </w:p>
-        </w:tc>
-      </w:tr>
-      <w:tr>
-        <w:tc>
-          <w:tcPr>
-            <w:tcW w:type="dxa" w:w="2551"/>
-          </w:tcPr>
-          <w:p>
-            <w:r/>
-            <w:r>
-              <w:rPr>
-                <w:sz w:val="18"/>
-              </w:rPr>
-              <w:t>Pauta de inspección (detalle)</w:t>
-            </w:r>
-          </w:p>
-        </w:tc>
-        <w:tc>
-          <w:tcPr>
-            <w:tcW w:type="dxa" w:w="3969"/>
-          </w:tcPr>
-          <w:p>
-            <w:r/>
-            <w:r>
-              <w:rPr>
-                <w:sz w:val="18"/>
-              </w:rPr>
-              <w:t>Centro de Mantenimiento › Pauta de inspección (detalle)</w:t>
-            </w:r>
-          </w:p>
-        </w:tc>
-        <w:tc>
-          <w:tcPr>
-            <w:tcW w:type="dxa" w:w="3118"/>
-          </w:tcPr>
-          <w:p>
-            <w:r/>
-            <w:r>
-              <w:rPr>
-                <w:sz w:val="18"/>
-              </w:rPr>
-              <w:t>—</w:t>
-            </w:r>
-          </w:p>
-        </w:tc>
-      </w:tr>
-      <w:tr>
-        <w:tc>
-          <w:tcPr>
-            <w:tcW w:type="dxa" w:w="2551"/>
-          </w:tcPr>
-          <w:p>
-            <w:r/>
-            <w:r>
-              <w:rPr>
-                <w:sz w:val="18"/>
-              </w:rPr>
-              <w:t>Pauta de inspección (vista)</w:t>
-            </w:r>
-          </w:p>
-        </w:tc>
-        <w:tc>
-          <w:tcPr>
-            <w:tcW w:type="dxa" w:w="3969"/>
-          </w:tcPr>
-          <w:p>
-            <w:r/>
-            <w:r>
-              <w:rPr>
-                <w:sz w:val="18"/>
-              </w:rPr>
-              <w:t>Centro de Mantenimiento › Pauta de inspección (vista)</w:t>
-            </w:r>
-          </w:p>
-        </w:tc>
-        <w:tc>
-          <w:tcPr>
-            <w:tcW w:type="dxa" w:w="3118"/>
-          </w:tcPr>
-          <w:p>
-            <w:r/>
-            <w:r>
-              <w:rPr>
-                <w:sz w:val="18"/>
-              </w:rPr>
-              <w:t>—</w:t>
-            </w:r>
-          </w:p>
-        </w:tc>
-      </w:tr>
-      <w:tr>
-        <w:tc>
-          <w:tcPr>
-            <w:tcW w:type="dxa" w:w="2551"/>
-          </w:tcPr>
-          <w:p>
-            <w:r/>
-            <w:r>
-              <w:rPr>
-                <w:sz w:val="18"/>
-              </w:rPr>
-              <w:t>Versiones de la pauta</w:t>
-            </w:r>
-          </w:p>
-        </w:tc>
-        <w:tc>
-          <w:tcPr>
-            <w:tcW w:type="dxa" w:w="3969"/>
-          </w:tcPr>
-          <w:p>
-            <w:r/>
-            <w:r>
-              <w:rPr>
-                <w:sz w:val="18"/>
-              </w:rPr>
-              <w:t>Centro de Mantenimiento › Versiones de la pauta</w:t>
-            </w:r>
-          </w:p>
-        </w:tc>
-        <w:tc>
-          <w:tcPr>
-            <w:tcW w:type="dxa" w:w="3118"/>
-          </w:tcPr>
-          <w:p>
-            <w:r/>
-            <w:r>
-              <w:rPr>
-                <w:sz w:val="18"/>
-              </w:rPr>
-              <w:t>—</w:t>
-            </w:r>
-          </w:p>
-        </w:tc>
-      </w:tr>
-      <w:tr>
-        <w:tc>
-          <w:tcPr>
-            <w:tcW w:type="dxa" w:w="2551"/>
-          </w:tcPr>
-          <w:p>
-            <w:r/>
-            <w:r>
-              <w:rPr>
-                <w:sz w:val="18"/>
-              </w:rPr>
-              <w:t>Programación de pauta (detalle)</w:t>
-            </w:r>
-          </w:p>
-        </w:tc>
-        <w:tc>
-          <w:tcPr>
-            <w:tcW w:type="dxa" w:w="3969"/>
-          </w:tcPr>
-          <w:p>
-            <w:r/>
-            <w:r>
-              <w:rPr>
-                <w:sz w:val="18"/>
-              </w:rPr>
               <w:t>Centro de Mantenimiento › Programación de pauta (detalle)</w:t>
-            </w:r>
-          </w:p>
-        </w:tc>
-        <w:tc>
-          <w:tcPr>
-            <w:tcW w:type="dxa" w:w="3118"/>
-          </w:tcPr>
-          <w:p>
-            <w:r/>
-            <w:r>
-              <w:rPr>
-                <w:sz w:val="18"/>
-              </w:rPr>
-              <w:t>—</w:t>
-            </w:r>
-          </w:p>
-        </w:tc>
-      </w:tr>
-      <w:tr>
-        <w:tc>
-          <w:tcPr>
-            <w:tcW w:type="dxa" w:w="2551"/>
-          </w:tcPr>
-          <w:p>
-            <w:r/>
-            <w:r>
-              <w:rPr>
-                <w:sz w:val="18"/>
-              </w:rPr>
-              <w:t>Validación de ítem (detalle)</w:t>
-            </w:r>
-          </w:p>
-        </w:tc>
-        <w:tc>
-          <w:tcPr>
-            <w:tcW w:type="dxa" w:w="3969"/>
-          </w:tcPr>
-          <w:p>
-            <w:r/>
-            <w:r>
-              <w:rPr>
-                <w:sz w:val="18"/>
-              </w:rPr>
-              <w:t>Centro de Mantenimiento › Validación de ítem (detalle)</w:t>
             </w:r>
           </w:p>
         </w:tc>
@@ -1405,7 +1241,7 @@
         <w:rPr>
           <w:sz w:val="21"/>
         </w:rPr>
-        <w:t>Entre a Pautas de inspección.</w:t>
+        <w:t>En la aplicación móvil, abra «Pautas de inspección».</w:t>
       </w:r>
     </w:p>
     <w:p>
@@ -1418,7 +1254,7 @@
           <w:color w:val="555555"/>
           <w:sz w:val="19"/>
         </w:rPr>
-        <w:t>Menú: Centro de Mantenimiento › Inspección › Pautas de inspección</w:t>
+        <w:t>Es una operación de la app: en la web no existe esta pantalla.</w:t>
       </w:r>
     </w:p>
     <w:p>
@@ -1437,7 +1273,7 @@
         <w:rPr>
           <w:sz w:val="21"/>
         </w:rPr>
-        <w:t>Abra Pautas de inspección.</w:t>
+        <w:t>Complete los datos.</w:t>
       </w:r>
     </w:p>
     <w:p>
@@ -1450,39 +1286,7 @@
           <w:color w:val="555555"/>
           <w:sz w:val="19"/>
         </w:rPr>
-        <w:t>Tiene estas pestañas: Resumen · Configuración · Estructura · Versiones · Programaciones · Ocurrencias y ejecuciones · Hallazgos</w:t>
-      </w:r>
-    </w:p>
-    <w:p>
-      <w:pPr>
-        <w:spacing w:after="40"/>
-      </w:pPr>
-      <w:r>
-        <w:rPr>
-          <w:b/>
-          <w:color w:val="4F46E5"/>
-          <w:sz w:val="21"/>
-        </w:rPr>
-        <w:t xml:space="preserve">Paso 3. </w:t>
-      </w:r>
-      <w:r>
-        <w:rPr>
-          <w:sz w:val="21"/>
-        </w:rPr>
-        <w:t>Abra el formulario y complete los datos.</w:t>
-      </w:r>
-    </w:p>
-    <w:p>
-      <w:pPr>
-        <w:spacing w:after="120"/>
-        <w:ind w:left="680"/>
-      </w:pPr>
-      <w:r>
-        <w:rPr>
-          <w:color w:val="555555"/>
-          <w:sz w:val="19"/>
-        </w:rPr>
-        <w:t>Hay 9 campos; 0 son obligatorios.</w:t>
+        <w:t>Son 9 campos, ninguno obligatorio.</w:t>
       </w:r>
     </w:p>
     <w:tbl>
@@ -2109,7 +1913,7 @@
           <w:color w:val="4F46E5"/>
           <w:sz w:val="21"/>
         </w:rPr>
-        <w:t xml:space="preserve">Paso 4. </w:t>
+        <w:t xml:space="preserve">Paso 3. </w:t>
       </w:r>
       <w:r>
         <w:rPr>
@@ -2128,7 +1932,7 @@
           <w:color w:val="4F46E5"/>
           <w:sz w:val="21"/>
         </w:rPr>
-        <w:t xml:space="preserve">Paso 5. </w:t>
+        <w:t xml:space="preserve">Paso 4. </w:t>
       </w:r>
       <w:r>
         <w:rPr>
@@ -2515,20 +2319,7 @@
         <w:rPr>
           <w:sz w:val="21"/>
         </w:rPr>
-        <w:t>Abra Pautas de inspección.</w:t>
-      </w:r>
-    </w:p>
-    <w:p>
-      <w:pPr>
-        <w:spacing w:after="120"/>
-        <w:ind w:left="680"/>
-      </w:pPr>
-      <w:r>
-        <w:rPr>
-          <w:color w:val="555555"/>
-          <w:sz w:val="19"/>
-        </w:rPr>
-        <w:t>Tiene estas pestañas: Resumen · Configuración · Estructura · Versiones · Programaciones · Ocurrencias y ejecuciones · Hallazgos</w:t>
+        <w:t>Desde el listado, elija la fila sobre la que va a trabajar. Se abre Pauta de inspección (detalle).</w:t>
       </w:r>
     </w:p>
     <w:p>
@@ -2547,7 +2338,7 @@
         <w:rPr>
           <w:sz w:val="21"/>
         </w:rPr>
-        <w:t>Abra el formulario y complete los datos.</w:t>
+        <w:t>Complete los datos.</w:t>
       </w:r>
     </w:p>
     <w:p>
@@ -2560,7 +2351,7 @@
           <w:color w:val="555555"/>
           <w:sz w:val="19"/>
         </w:rPr>
-        <w:t>Hay 14 campos; 2 son obligatorios.</w:t>
+        <w:t>Son 14 campos; 2 obligatorios.</w:t>
       </w:r>
     </w:p>
     <w:tbl>
@@ -3807,7 +3598,7 @@
         <w:rPr>
           <w:sz w:val="21"/>
         </w:rPr>
-        <w:t>Entre a Pautas de inspección.</w:t>
+        <w:t>Entre a Hallazgos de inspección.</w:t>
       </w:r>
     </w:p>
     <w:p>
@@ -3820,7 +3611,7 @@
           <w:color w:val="555555"/>
           <w:sz w:val="19"/>
         </w:rPr>
-        <w:t>Menú: Centro de Mantenimiento › Inspección › Pautas de inspección</w:t>
+        <w:t>Menú: Centro de Mantenimiento › Inspección › Hallazgos de inspección</w:t>
       </w:r>
     </w:p>
     <w:p>
@@ -3839,7 +3630,7 @@
         <w:rPr>
           <w:sz w:val="21"/>
         </w:rPr>
-        <w:t>Abra Pautas de inspección y pulse la pestaña «Hallazgos».</w:t>
+        <w:t>Complete los datos.</w:t>
       </w:r>
     </w:p>
     <w:p>
@@ -3852,39 +3643,7 @@
           <w:color w:val="555555"/>
           <w:sz w:val="19"/>
         </w:rPr>
-        <w:t>Es donde se hace esta operación.</w:t>
-      </w:r>
-    </w:p>
-    <w:p>
-      <w:pPr>
-        <w:spacing w:after="40"/>
-      </w:pPr>
-      <w:r>
-        <w:rPr>
-          <w:b/>
-          <w:color w:val="4F46E5"/>
-          <w:sz w:val="21"/>
-        </w:rPr>
-        <w:t xml:space="preserve">Paso 3. </w:t>
-      </w:r>
-      <w:r>
-        <w:rPr>
-          <w:sz w:val="21"/>
-        </w:rPr>
-        <w:t>Abra el formulario y complete los datos.</w:t>
-      </w:r>
-    </w:p>
-    <w:p>
-      <w:pPr>
-        <w:spacing w:after="120"/>
-        <w:ind w:left="680"/>
-      </w:pPr>
-      <w:r>
-        <w:rPr>
-          <w:color w:val="555555"/>
-          <w:sz w:val="19"/>
-        </w:rPr>
-        <w:t>Hay 1 campos; 0 son obligatorios.</w:t>
+        <w:t>Es 1 campo, ninguno obligatorio.</w:t>
       </w:r>
     </w:p>
     <w:tbl>
@@ -4047,7 +3806,7 @@
           <w:color w:val="4F46E5"/>
           <w:sz w:val="21"/>
         </w:rPr>
-        <w:t xml:space="preserve">Paso 4. </w:t>
+        <w:t xml:space="preserve">Paso 3. </w:t>
       </w:r>
       <w:r>
         <w:rPr>
@@ -4066,7 +3825,7 @@
           <w:color w:val="4F46E5"/>
           <w:sz w:val="21"/>
         </w:rPr>
-        <w:t xml:space="preserve">Paso 5. </w:t>
+        <w:t xml:space="preserve">Paso 4. </w:t>
       </w:r>
       <w:r>
         <w:rPr>
@@ -4365,20 +4124,7 @@
         <w:rPr>
           <w:sz w:val="21"/>
         </w:rPr>
-        <w:t>Abra Pautas de inspección.</w:t>
-      </w:r>
-    </w:p>
-    <w:p>
-      <w:pPr>
-        <w:spacing w:after="120"/>
-        <w:ind w:left="680"/>
-      </w:pPr>
-      <w:r>
-        <w:rPr>
-          <w:color w:val="555555"/>
-          <w:sz w:val="19"/>
-        </w:rPr>
-        <w:t>Tiene estas pestañas: Resumen · Configuración · Estructura · Versiones · Programaciones · Ocurrencias y ejecuciones · Hallazgos</w:t>
+        <w:t>Desde el listado, pulse «Nuevo» para crear, o elija la fila que quiere modificar. Se abre Validación de ítem (detalle).</w:t>
       </w:r>
     </w:p>
     <w:p>
@@ -4397,7 +4143,7 @@
         <w:rPr>
           <w:sz w:val="21"/>
         </w:rPr>
-        <w:t>Abra el formulario y complete los datos.</w:t>
+        <w:t>Complete los datos.</w:t>
       </w:r>
     </w:p>
     <w:p>
@@ -4410,7 +4156,7 @@
           <w:color w:val="555555"/>
           <w:sz w:val="19"/>
         </w:rPr>
-        <w:t>Hay 11 campos; 0 son obligatorios.</w:t>
+        <w:t>Son 11 campos, ninguno obligatorio.</w:t>
       </w:r>
     </w:p>
     <w:tbl>
@@ -5515,20 +5261,7 @@
         <w:rPr>
           <w:sz w:val="21"/>
         </w:rPr>
-        <w:t>Abra Pautas de inspección.</w:t>
-      </w:r>
-    </w:p>
-    <w:p>
-      <w:pPr>
-        <w:spacing w:after="120"/>
-        <w:ind w:left="680"/>
-      </w:pPr>
-      <w:r>
-        <w:rPr>
-          <w:color w:val="555555"/>
-          <w:sz w:val="19"/>
-        </w:rPr>
-        <w:t>Tiene estas pestañas: Resumen · Configuración · Estructura · Versiones · Programaciones · Ocurrencias y ejecuciones · Hallazgos</w:t>
+        <w:t>Desde esa pantalla, abra Versiones de la pauta.</w:t>
       </w:r>
     </w:p>
     <w:p>
@@ -5547,7 +5280,20 @@
         <w:rPr>
           <w:sz w:val="21"/>
         </w:rPr>
-        <w:t>Ejecute la acción desde la pantalla.</w:t>
+        <w:t>Complete la operación con los botones de Versiones de la pauta.</w:t>
+      </w:r>
+    </w:p>
+    <w:p>
+      <w:pPr>
+        <w:spacing w:after="120"/>
+        <w:ind w:left="680"/>
+      </w:pPr>
+      <w:r>
+        <w:rPr>
+          <w:color w:val="555555"/>
+          <w:sz w:val="19"/>
+        </w:rPr>
+        <w:t>Esta operación no declara campos de entrada: se resuelve con las acciones de la propia pantalla.</w:t>
       </w:r>
     </w:p>
     <w:p>
@@ -5859,20 +5605,7 @@
         <w:rPr>
           <w:sz w:val="21"/>
         </w:rPr>
-        <w:t>Abra Pautas de inspección.</w:t>
-      </w:r>
-    </w:p>
-    <w:p>
-      <w:pPr>
-        <w:spacing w:after="120"/>
-        <w:ind w:left="680"/>
-      </w:pPr>
-      <w:r>
-        <w:rPr>
-          <w:color w:val="555555"/>
-          <w:sz w:val="19"/>
-        </w:rPr>
-        <w:t>Tiene estas pestañas: Resumen · Configuración · Estructura · Versiones · Programaciones · Ocurrencias y ejecuciones · Hallazgos</w:t>
+        <w:t>Desde el listado, pulse «Nuevo» para crear, o elija la fila que quiere modificar. Se abre Programación de pauta (detalle).</w:t>
       </w:r>
     </w:p>
     <w:p>
@@ -5891,7 +5624,7 @@
         <w:rPr>
           <w:sz w:val="21"/>
         </w:rPr>
-        <w:t>Abra el formulario y complete los datos.</w:t>
+        <w:t>Complete los datos.</w:t>
       </w:r>
     </w:p>
     <w:p>
@@ -5904,7 +5637,7 @@
           <w:color w:val="555555"/>
           <w:sz w:val="19"/>
         </w:rPr>
-        <w:t>Hay 6 campos; 2 son obligatorios.</w:t>
+        <w:t>Son 6 campos; 2 obligatorios.</w:t>
       </w:r>
     </w:p>
     <w:tbl>
@@ -6675,20 +6408,7 @@
         <w:rPr>
           <w:sz w:val="21"/>
         </w:rPr>
-        <w:t>Abra Pautas de inspección.</w:t>
-      </w:r>
-    </w:p>
-    <w:p>
-      <w:pPr>
-        <w:spacing w:after="120"/>
-        <w:ind w:left="680"/>
-      </w:pPr>
-      <w:r>
-        <w:rPr>
-          <w:color w:val="555555"/>
-          <w:sz w:val="19"/>
-        </w:rPr>
-        <w:t>Tiene estas pestañas: Resumen · Configuración · Estructura · Versiones · Programaciones · Ocurrencias y ejecuciones · Hallazgos</w:t>
+        <w:t>Desde el listado, pulse «Nuevo» para crear, o elija la fila que quiere modificar. Se abre Dependencia de ítem (detalle).</w:t>
       </w:r>
     </w:p>
     <w:p>
@@ -6707,7 +6427,7 @@
         <w:rPr>
           <w:sz w:val="21"/>
         </w:rPr>
-        <w:t>Abra el formulario y complete los datos.</w:t>
+        <w:t>Complete los datos.</w:t>
       </w:r>
     </w:p>
     <w:p>
@@ -6720,7 +6440,7 @@
           <w:color w:val="555555"/>
           <w:sz w:val="19"/>
         </w:rPr>
-        <w:t>Hay 4 campos; 4 son obligatorios.</w:t>
+        <w:t>Son 4 campos; 4 obligatorios.</w:t>
       </w:r>
     </w:p>
     <w:tbl>
@@ -7343,7 +7063,7 @@
         <w:rPr>
           <w:sz w:val="21"/>
         </w:rPr>
-        <w:t>Entre a Pautas de inspección.</w:t>
+        <w:t>Entre a Historial de ejecuciones.</w:t>
       </w:r>
     </w:p>
     <w:p>
@@ -7356,7 +7076,7 @@
           <w:color w:val="555555"/>
           <w:sz w:val="19"/>
         </w:rPr>
-        <w:t>Menú: Centro de Mantenimiento › Inspección › Pautas de inspección</w:t>
+        <w:t>Menú: Centro de Mantenimiento › Historial de ejecuciones</w:t>
       </w:r>
     </w:p>
     <w:p>
@@ -7375,7 +7095,7 @@
         <w:rPr>
           <w:sz w:val="21"/>
         </w:rPr>
-        <w:t>Abra Pautas de inspección.</w:t>
+        <w:t>Revise la información que muestra Historial de ejecuciones.</w:t>
       </w:r>
     </w:p>
     <w:p>
@@ -7388,7 +7108,7 @@
           <w:color w:val="555555"/>
           <w:sz w:val="19"/>
         </w:rPr>
-        <w:t>Tiene estas pestañas: Resumen · Configuración · Estructura · Versiones · Programaciones · Ocurrencias y ejecuciones · Hallazgos</w:t>
+        <w:t>Es una consulta: no hay nada que llenar ni que guardar.</w:t>
       </w:r>
     </w:p>
     <w:p>
@@ -7402,25 +7122,6 @@
           <w:sz w:val="21"/>
         </w:rPr>
         <w:t xml:space="preserve">Paso 3. </w:t>
-      </w:r>
-      <w:r>
-        <w:rPr>
-          <w:sz w:val="21"/>
-        </w:rPr>
-        <w:t>Ejecute la acción desde la pantalla.</w:t>
-      </w:r>
-    </w:p>
-    <w:p>
-      <w:pPr>
-        <w:spacing w:after="40"/>
-      </w:pPr>
-      <w:r>
-        <w:rPr>
-          <w:b/>
-          <w:color w:val="4F46E5"/>
-          <w:sz w:val="21"/>
-        </w:rPr>
-        <w:t xml:space="preserve">Paso 4. </w:t>
       </w:r>
       <w:r>
         <w:rPr>
@@ -8234,7 +7935,7 @@
           <w:color w:val="555555"/>
           <w:sz w:val="18"/>
         </w:rPr>
-        <w:t>Generado desde el Product Backlog (historias, campos de entrada y criterios de aceptación) y desde la tabla Menus de la base. Para actualizarlo: python _scratch/gen_manual_modulo.py</w:t>
+        <w:t>Generado desde el Product Backlog (historias, campos de entrada y criterios de aceptación), desde la tabla Menus de la base y desde las pestañas leídas de los .aspx. Para actualizarlo: python _scratch/gen_manual_modulo.py</w:t>
       </w:r>
     </w:p>
     <w:sectPr>
